--- a/ibm-bob/samples/base/docs/詳細設計書/自由曲面高精度モード機能 _G05.2_詳細設計書.docx
+++ b/ibm-bob/samples/base/docs/詳細設計書/自由曲面高精度モード機能 _G05.2_詳細設計書.docx
@@ -2,6 +2,11 @@
 <file path=word/document.xml><?xml version="1.0" encoding="utf-8"?>
 <w:document xmlns:w="http://schemas.openxmlformats.org/wordprocessingml/2006/main" xmlns:r="http://schemas.openxmlformats.org/officeDocument/2006/relationships">
   <w:body>
+    <w:p>
+      <w:r>
+        <w:t>参照基本設計: ../基本設計書/自由曲面高精度モード機能_(G05.2)_基本設計書.docx</w:t>
+      </w:r>
+    </w:p>
     <w:p>
       <w:pPr>
         <w:pStyle w:val="Title"/>
